--- a/student-guide/docs/Student_Guide.docx
+++ b/student-guide/docs/Student_Guide.docx
@@ -401,7 +401,7 @@
       </w:r>
     </w:p>
     <w:bookmarkEnd w:id="24"/>
-    <w:bookmarkStart w:id="28" w:name="Xc58235458b405129cc51c752cee29d118205b7b"/>
+    <w:bookmarkStart w:id="28" w:name="scroll-highlight"/>
     <w:p>
       <w:pPr>
         <w:pStyle w:val="Heading3"/>
@@ -422,7 +422,7 @@
         <w:t xml:space="preserve"> </w:t>
       </w:r>
       <w:r>
-        <w:t xml:space="preserve">Feature {#scroll-highlight}</w:t>
+        <w:t xml:space="preserve">Feature</w:t>
       </w:r>
     </w:p>
     <w:p>
